--- a/assets/docs/lop5/Cong nghe - Lop 5.docx
+++ b/assets/docs/lop5/Cong nghe - Lop 5.docx
@@ -605,7 +605,7 @@
                 <w:i w:val="0"/>
                 <w:sz w:val="20"/>
               </w:rPr>
-              <w:t>Tiết 1 (35 tiết)</w:t>
+              <w:t>Tiết 1 (2 tiết)</w:t>
             </w:r>
           </w:p>
         </w:tc>
@@ -748,7 +748,7 @@
                 <w:i w:val="0"/>
                 <w:sz w:val="20"/>
               </w:rPr>
-              <w:t>Tiết 2 (35 tiết)</w:t>
+              <w:t>Tiết 2 (2 tiết)</w:t>
             </w:r>
           </w:p>
         </w:tc>
@@ -891,7 +891,7 @@
                 <w:i w:val="0"/>
                 <w:sz w:val="20"/>
               </w:rPr>
-              <w:t>Tiết 3 (35 tiết)</w:t>
+              <w:t>Tiết 3 (4 tiết)</w:t>
             </w:r>
           </w:p>
         </w:tc>
@@ -1008,7 +1008,7 @@
                 <w:i w:val="0"/>
                 <w:sz w:val="20"/>
               </w:rPr>
-              <w:t>Tiết 4 (35 tiết)</w:t>
+              <w:t>Tiết 4 (4 tiết)</w:t>
             </w:r>
           </w:p>
         </w:tc>
@@ -1125,7 +1125,7 @@
                 <w:i w:val="0"/>
                 <w:sz w:val="20"/>
               </w:rPr>
-              <w:t>Tiết 5 (35 tiết)</w:t>
+              <w:t>Tiết 5 (4 tiết)</w:t>
             </w:r>
           </w:p>
         </w:tc>
@@ -1242,7 +1242,7 @@
                 <w:i w:val="0"/>
                 <w:sz w:val="20"/>
               </w:rPr>
-              <w:t>Tiết 6 (35 tiết)</w:t>
+              <w:t>Tiết 6 (4 tiết)</w:t>
             </w:r>
           </w:p>
         </w:tc>
@@ -1359,7 +1359,7 @@
                 <w:i w:val="0"/>
                 <w:sz w:val="20"/>
               </w:rPr>
-              <w:t>Tiết 7 (35 tiết)</w:t>
+              <w:t>Tiết 7 (2 tiết)</w:t>
             </w:r>
           </w:p>
         </w:tc>
@@ -1476,7 +1476,7 @@
                 <w:i w:val="0"/>
                 <w:sz w:val="20"/>
               </w:rPr>
-              <w:t>Tiết 8 (35 tiết)</w:t>
+              <w:t>Tiết 8 (2 tiết)</w:t>
             </w:r>
           </w:p>
         </w:tc>
@@ -1592,7 +1592,7 @@
                 <w:i w:val="0"/>
                 <w:sz w:val="20"/>
               </w:rPr>
-              <w:t>Tiết 9 (35 tiết)</w:t>
+              <w:t>Tiết 9 (4 tiết)</w:t>
             </w:r>
           </w:p>
         </w:tc>
@@ -1708,7 +1708,7 @@
                 <w:i w:val="0"/>
                 <w:sz w:val="20"/>
               </w:rPr>
-              <w:t>Tiết 10 (35 tiết)</w:t>
+              <w:t>Tiết 10 (4 tiết)</w:t>
             </w:r>
           </w:p>
         </w:tc>
@@ -1824,7 +1824,7 @@
                 <w:i w:val="0"/>
                 <w:sz w:val="20"/>
               </w:rPr>
-              <w:t>Tiết 11 (35 tiết)</w:t>
+              <w:t>Tiết 11 (4 tiết)</w:t>
             </w:r>
           </w:p>
         </w:tc>
@@ -1940,7 +1940,7 @@
                 <w:i w:val="0"/>
                 <w:sz w:val="20"/>
               </w:rPr>
-              <w:t>Tiết 12 (35 tiết)</w:t>
+              <w:t>Tiết 12 (4 tiết)</w:t>
             </w:r>
           </w:p>
         </w:tc>
@@ -2056,7 +2056,7 @@
                 <w:i w:val="0"/>
                 <w:sz w:val="20"/>
               </w:rPr>
-              <w:t>Tiết 13 (35 tiết)</w:t>
+              <w:t>Tiết 13 (4 tiết)</w:t>
             </w:r>
           </w:p>
         </w:tc>
@@ -2199,7 +2199,7 @@
                 <w:i w:val="0"/>
                 <w:sz w:val="20"/>
               </w:rPr>
-              <w:t>Tiết 14 (35 tiết)</w:t>
+              <w:t>Tiết 14 (4 tiết)</w:t>
             </w:r>
           </w:p>
         </w:tc>
@@ -2342,7 +2342,7 @@
                 <w:i w:val="0"/>
                 <w:sz w:val="20"/>
               </w:rPr>
-              <w:t>Tiết 15 (35 tiết)</w:t>
+              <w:t>Tiết 15 (4 tiết)</w:t>
             </w:r>
           </w:p>
         </w:tc>
@@ -2485,7 +2485,7 @@
                 <w:i w:val="0"/>
                 <w:sz w:val="20"/>
               </w:rPr>
-              <w:t>Tiết 16 (35 tiết)</w:t>
+              <w:t>Tiết 16 (4 tiết)</w:t>
             </w:r>
           </w:p>
         </w:tc>
@@ -2628,7 +2628,7 @@
                 <w:i w:val="0"/>
                 <w:sz w:val="20"/>
               </w:rPr>
-              <w:t>Tiết 17 (35 tiết)</w:t>
+              <w:t>Tiết 17 (1 tiết)</w:t>
             </w:r>
           </w:p>
         </w:tc>
@@ -2744,7 +2744,7 @@
                 <w:i w:val="0"/>
                 <w:sz w:val="20"/>
               </w:rPr>
-              <w:t>Tiết 18 (35 tiết)</w:t>
+              <w:t>Tiết 18 (1 tiết)</w:t>
             </w:r>
           </w:p>
         </w:tc>
@@ -2884,7 +2884,7 @@
                 <w:i w:val="0"/>
                 <w:sz w:val="20"/>
               </w:rPr>
-              <w:t>Tiết 19 (35 tiết)</w:t>
+              <w:t>Tiết 19 (3 tiết)</w:t>
             </w:r>
           </w:p>
         </w:tc>
@@ -3014,7 +3014,7 @@
                 <w:i w:val="0"/>
                 <w:sz w:val="20"/>
               </w:rPr>
-              <w:t>Tiết 20 (35 tiết)</w:t>
+              <w:t>Tiết 20 (3 tiết)</w:t>
             </w:r>
           </w:p>
         </w:tc>
@@ -3144,7 +3144,7 @@
                 <w:i w:val="0"/>
                 <w:sz w:val="20"/>
               </w:rPr>
-              <w:t>Tiết 21 (35 tiết)</w:t>
+              <w:t>Tiết 21 (3 tiết)</w:t>
             </w:r>
           </w:p>
         </w:tc>
@@ -3274,7 +3274,7 @@
                 <w:i w:val="0"/>
                 <w:sz w:val="20"/>
               </w:rPr>
-              <w:t>Tiết 22 (35 tiết)</w:t>
+              <w:t>Tiết 22 (4 tiết)</w:t>
             </w:r>
           </w:p>
         </w:tc>
@@ -3430,7 +3430,7 @@
                 <w:i w:val="0"/>
                 <w:sz w:val="20"/>
               </w:rPr>
-              <w:t>Tiết 23 (35 tiết)</w:t>
+              <w:t>Tiết 23 (4 tiết)</w:t>
             </w:r>
           </w:p>
         </w:tc>
@@ -3560,7 +3560,7 @@
                 <w:i w:val="0"/>
                 <w:sz w:val="20"/>
               </w:rPr>
-              <w:t>Tiết 24 (35 tiết)</w:t>
+              <w:t>Tiết 24 (4 tiết)</w:t>
             </w:r>
           </w:p>
         </w:tc>
@@ -3690,7 +3690,7 @@
                 <w:i w:val="0"/>
                 <w:sz w:val="20"/>
               </w:rPr>
-              <w:t>Tiết 25 (35 tiết)</w:t>
+              <w:t>Tiết 25 (4 tiết)</w:t>
             </w:r>
           </w:p>
         </w:tc>
@@ -3820,7 +3820,7 @@
                 <w:i w:val="0"/>
                 <w:sz w:val="20"/>
               </w:rPr>
-              <w:t>Tiết 26 (35 tiết)</w:t>
+              <w:t>Tiết 26 (4 tiết)</w:t>
             </w:r>
           </w:p>
         </w:tc>
@@ -3950,7 +3950,7 @@
                 <w:i w:val="0"/>
                 <w:sz w:val="20"/>
               </w:rPr>
-              <w:t>Tiết 27 (35 tiết)</w:t>
+              <w:t>Tiết 27 (4 tiết)</w:t>
             </w:r>
           </w:p>
         </w:tc>
@@ -4080,7 +4080,7 @@
                 <w:i w:val="0"/>
                 <w:sz w:val="20"/>
               </w:rPr>
-              <w:t>Tiết 28 (35 tiết)</w:t>
+              <w:t>Tiết 28 (4 tiết)</w:t>
             </w:r>
           </w:p>
         </w:tc>
@@ -4210,7 +4210,7 @@
                 <w:i w:val="0"/>
                 <w:sz w:val="20"/>
               </w:rPr>
-              <w:t>Tiết 29 (35 tiết)</w:t>
+              <w:t>Tiết 29 (4 tiết)</w:t>
             </w:r>
           </w:p>
         </w:tc>
@@ -4340,7 +4340,7 @@
                 <w:i w:val="0"/>
                 <w:sz w:val="20"/>
               </w:rPr>
-              <w:t>Tiết 30 (35 tiết)</w:t>
+              <w:t>Tiết 30 (4 tiết)</w:t>
             </w:r>
           </w:p>
         </w:tc>
@@ -4470,7 +4470,7 @@
                 <w:i w:val="0"/>
                 <w:sz w:val="20"/>
               </w:rPr>
-              <w:t>Tiết 31 (35 tiết)</w:t>
+              <w:t>Tiết 31 (4 tiết)</w:t>
             </w:r>
           </w:p>
         </w:tc>
@@ -4600,7 +4600,7 @@
                 <w:i w:val="0"/>
                 <w:sz w:val="20"/>
               </w:rPr>
-              <w:t>Tiết 32 (35 tiết)</w:t>
+              <w:t>Tiết 32 (4 tiết)</w:t>
             </w:r>
           </w:p>
         </w:tc>
@@ -4730,7 +4730,7 @@
                 <w:i w:val="0"/>
                 <w:sz w:val="20"/>
               </w:rPr>
-              <w:t>Tiết 33 (35 tiết)</w:t>
+              <w:t>Tiết 33 (4 tiết)</w:t>
             </w:r>
           </w:p>
         </w:tc>
@@ -4860,7 +4860,7 @@
                 <w:i w:val="0"/>
                 <w:sz w:val="20"/>
               </w:rPr>
-              <w:t>Tiết 34 (35 tiết)</w:t>
+              <w:t>Tiết 34 (1 tiết)</w:t>
             </w:r>
           </w:p>
         </w:tc>
@@ -4976,7 +4976,7 @@
                 <w:i w:val="0"/>
                 <w:sz w:val="20"/>
               </w:rPr>
-              <w:t>Tiết 35 (35 tiết)</w:t>
+              <w:t>Tiết 35 (1 tiết)</w:t>
             </w:r>
           </w:p>
         </w:tc>

--- a/assets/docs/lop5/Cong nghe - Lop 5.docx
+++ b/assets/docs/lop5/Cong nghe - Lop 5.docx
@@ -2104,6 +2104,19 @@
               <w:t>AI-NB: liên hệ thiết bị/công cụ thông minh trong đời sống ở mức nhận biết.</w:t>
             </w:r>
           </w:p>
+          <w:p>
+            <w:pPr>
+              <w:spacing w:after="0"/>
+            </w:pPr>
+            <w:r>
+              <w:rPr>
+                <w:b w:val="0"/>
+                <w:i w:val="0"/>
+                <w:sz w:val="18"/>
+              </w:rPr>
+              <w:t>KNS: KN sử dụng an toàn đồ dùng, thiết bị trong gia đình; biết gọi người lớn khi có sự cố.</w:t>
+            </w:r>
+          </w:p>
         </w:tc>
         <w:tc>
           <w:tcPr>
@@ -2247,6 +2260,19 @@
               <w:t>AI-NB: liên hệ thiết bị/công cụ thông minh trong đời sống ở mức nhận biết.</w:t>
             </w:r>
           </w:p>
+          <w:p>
+            <w:pPr>
+              <w:spacing w:after="0"/>
+            </w:pPr>
+            <w:r>
+              <w:rPr>
+                <w:b w:val="0"/>
+                <w:i w:val="0"/>
+                <w:sz w:val="18"/>
+              </w:rPr>
+              <w:t>KNS: KN sử dụng an toàn đồ dùng, thiết bị trong gia đình; biết gọi người lớn khi có sự cố.</w:t>
+            </w:r>
+          </w:p>
         </w:tc>
         <w:tc>
           <w:tcPr>
@@ -2390,6 +2416,19 @@
               <w:t>AI-NB: liên hệ thiết bị/công cụ thông minh trong đời sống ở mức nhận biết.</w:t>
             </w:r>
           </w:p>
+          <w:p>
+            <w:pPr>
+              <w:spacing w:after="0"/>
+            </w:pPr>
+            <w:r>
+              <w:rPr>
+                <w:b w:val="0"/>
+                <w:i w:val="0"/>
+                <w:sz w:val="18"/>
+              </w:rPr>
+              <w:t>KNS: KN sử dụng an toàn đồ dùng, thiết bị trong gia đình; biết gọi người lớn khi có sự cố.</w:t>
+            </w:r>
+          </w:p>
         </w:tc>
         <w:tc>
           <w:tcPr>
@@ -2531,6 +2570,19 @@
                 <w:sz w:val="18"/>
               </w:rPr>
               <w:t>AI-NB: liên hệ thiết bị/công cụ thông minh trong đời sống ở mức nhận biết.</w:t>
+            </w:r>
+          </w:p>
+          <w:p>
+            <w:pPr>
+              <w:spacing w:after="0"/>
+            </w:pPr>
+            <w:r>
+              <w:rPr>
+                <w:b w:val="0"/>
+                <w:i w:val="0"/>
+                <w:sz w:val="18"/>
+              </w:rPr>
+              <w:t>KNS: KN sử dụng an toàn đồ dùng, thiết bị trong gia đình; biết gọi người lớn khi có sự cố.</w:t>
             </w:r>
           </w:p>
         </w:tc>
@@ -2919,6 +2971,19 @@
               <w:t>NLS-AT: khai thác học liệu số/thiết bị minh hoạ; nhấn mạnh sử dụng công nghệ an toàn, tiết kiệm.</w:t>
             </w:r>
           </w:p>
+          <w:p>
+            <w:pPr>
+              <w:spacing w:after="0"/>
+            </w:pPr>
+            <w:r>
+              <w:rPr>
+                <w:b w:val="0"/>
+                <w:i w:val="0"/>
+                <w:sz w:val="18"/>
+              </w:rPr>
+              <w:t>KNS: KN sử dụng an toàn đồ dùng, thiết bị trong gia đình; biết gọi người lớn khi có sự cố.</w:t>
+            </w:r>
+          </w:p>
         </w:tc>
         <w:tc>
           <w:tcPr>
@@ -3049,6 +3114,19 @@
               <w:t>NLS-AT: khai thác học liệu số/thiết bị minh hoạ; nhấn mạnh sử dụng công nghệ an toàn, tiết kiệm.</w:t>
             </w:r>
           </w:p>
+          <w:p>
+            <w:pPr>
+              <w:spacing w:after="0"/>
+            </w:pPr>
+            <w:r>
+              <w:rPr>
+                <w:b w:val="0"/>
+                <w:i w:val="0"/>
+                <w:sz w:val="18"/>
+              </w:rPr>
+              <w:t>KNS: KN sử dụng an toàn đồ dùng, thiết bị trong gia đình; biết gọi người lớn khi có sự cố.</w:t>
+            </w:r>
+          </w:p>
         </w:tc>
         <w:tc>
           <w:tcPr>
@@ -3179,6 +3257,19 @@
               <w:t>NLS-AT: khai thác học liệu số/thiết bị minh hoạ; nhấn mạnh sử dụng công nghệ an toàn, tiết kiệm.</w:t>
             </w:r>
           </w:p>
+          <w:p>
+            <w:pPr>
+              <w:spacing w:after="0"/>
+            </w:pPr>
+            <w:r>
+              <w:rPr>
+                <w:b w:val="0"/>
+                <w:i w:val="0"/>
+                <w:sz w:val="18"/>
+              </w:rPr>
+              <w:t>KNS: KN sử dụng an toàn đồ dùng, thiết bị trong gia đình; biết gọi người lớn khi có sự cố.</w:t>
+            </w:r>
+          </w:p>
         </w:tc>
         <w:tc>
           <w:tcPr>
@@ -3335,6 +3426,32 @@
               <w:t>NLS-ST: ghi hình/chụp ảnh sản phẩm học tập; trình bày ý tưởng thiết kế bằng sơ đồ đơn giản.</w:t>
             </w:r>
           </w:p>
+          <w:p>
+            <w:pPr>
+              <w:spacing w:after="0"/>
+            </w:pPr>
+            <w:r>
+              <w:rPr>
+                <w:b w:val="0"/>
+                <w:i w:val="0"/>
+                <w:sz w:val="18"/>
+              </w:rPr>
+              <w:t>STEM: Xe ô tô cánh quạt chạy bằng pin (Công nghệ – Khoa học) — dạy thay cho tiết này.</w:t>
+            </w:r>
+          </w:p>
+          <w:p>
+            <w:pPr>
+              <w:spacing w:after="0"/>
+            </w:pPr>
+            <w:r>
+              <w:rPr>
+                <w:b w:val="0"/>
+                <w:i w:val="0"/>
+                <w:sz w:val="18"/>
+              </w:rPr>
+              <w:t>KNS: KN sử dụng an toàn đồ dùng, thiết bị trong gia đình; biết gọi người lớn khi có sự cố.</w:t>
+            </w:r>
+          </w:p>
         </w:tc>
         <w:tc>
           <w:tcPr>
@@ -3465,6 +3582,19 @@
               <w:t>NLS-AT: khai thác học liệu số/thiết bị minh hoạ; nhấn mạnh sử dụng công nghệ an toàn, tiết kiệm.</w:t>
             </w:r>
           </w:p>
+          <w:p>
+            <w:pPr>
+              <w:spacing w:after="0"/>
+            </w:pPr>
+            <w:r>
+              <w:rPr>
+                <w:b w:val="0"/>
+                <w:i w:val="0"/>
+                <w:sz w:val="18"/>
+              </w:rPr>
+              <w:t>KNS: KN sử dụng an toàn đồ dùng, thiết bị trong gia đình; biết gọi người lớn khi có sự cố.</w:t>
+            </w:r>
+          </w:p>
         </w:tc>
         <w:tc>
           <w:tcPr>
@@ -3595,6 +3725,19 @@
               <w:t>NLS-AT: khai thác học liệu số/thiết bị minh hoạ; nhấn mạnh sử dụng công nghệ an toàn, tiết kiệm.</w:t>
             </w:r>
           </w:p>
+          <w:p>
+            <w:pPr>
+              <w:spacing w:after="0"/>
+            </w:pPr>
+            <w:r>
+              <w:rPr>
+                <w:b w:val="0"/>
+                <w:i w:val="0"/>
+                <w:sz w:val="18"/>
+              </w:rPr>
+              <w:t>KNS: KN sử dụng an toàn đồ dùng, thiết bị trong gia đình; biết gọi người lớn khi có sự cố.</w:t>
+            </w:r>
+          </w:p>
         </w:tc>
         <w:tc>
           <w:tcPr>
@@ -3725,6 +3868,19 @@
               <w:t>NLS-AT: khai thác học liệu số/thiết bị minh hoạ; nhấn mạnh sử dụng công nghệ an toàn, tiết kiệm.</w:t>
             </w:r>
           </w:p>
+          <w:p>
+            <w:pPr>
+              <w:spacing w:after="0"/>
+            </w:pPr>
+            <w:r>
+              <w:rPr>
+                <w:b w:val="0"/>
+                <w:i w:val="0"/>
+                <w:sz w:val="18"/>
+              </w:rPr>
+              <w:t>KNS: KN sử dụng an toàn đồ dùng, thiết bị trong gia đình; biết gọi người lớn khi có sự cố.</w:t>
+            </w:r>
+          </w:p>
         </w:tc>
         <w:tc>
           <w:tcPr>
@@ -3855,6 +4011,32 @@
               <w:t>NLS-AT: khai thác học liệu số/thiết bị minh hoạ; nhấn mạnh sử dụng công nghệ an toàn, tiết kiệm.</w:t>
             </w:r>
           </w:p>
+          <w:p>
+            <w:pPr>
+              <w:spacing w:after="0"/>
+            </w:pPr>
+            <w:r>
+              <w:rPr>
+                <w:b w:val="0"/>
+                <w:i w:val="0"/>
+                <w:sz w:val="18"/>
+              </w:rPr>
+              <w:t>STEM: Máy phát điện gió (Công nghệ – Khoa học) — dạy thay cho tiết này.</w:t>
+            </w:r>
+          </w:p>
+          <w:p>
+            <w:pPr>
+              <w:spacing w:after="0"/>
+            </w:pPr>
+            <w:r>
+              <w:rPr>
+                <w:b w:val="0"/>
+                <w:i w:val="0"/>
+                <w:sz w:val="18"/>
+              </w:rPr>
+              <w:t>KNS: KN sử dụng an toàn đồ dùng, thiết bị trong gia đình; biết gọi người lớn khi có sự cố.</w:t>
+            </w:r>
+          </w:p>
         </w:tc>
         <w:tc>
           <w:tcPr>
@@ -3985,6 +4167,19 @@
               <w:t>NLS-AT: khai thác học liệu số/thiết bị minh hoạ; nhấn mạnh sử dụng công nghệ an toàn, tiết kiệm.</w:t>
             </w:r>
           </w:p>
+          <w:p>
+            <w:pPr>
+              <w:spacing w:after="0"/>
+            </w:pPr>
+            <w:r>
+              <w:rPr>
+                <w:b w:val="0"/>
+                <w:i w:val="0"/>
+                <w:sz w:val="18"/>
+              </w:rPr>
+              <w:t>KNS: KN sử dụng an toàn đồ dùng, thiết bị trong gia đình; biết gọi người lớn khi có sự cố.</w:t>
+            </w:r>
+          </w:p>
         </w:tc>
         <w:tc>
           <w:tcPr>
@@ -4115,6 +4310,19 @@
               <w:t>NLS-AT: khai thác học liệu số/thiết bị minh hoạ; nhấn mạnh sử dụng công nghệ an toàn, tiết kiệm.</w:t>
             </w:r>
           </w:p>
+          <w:p>
+            <w:pPr>
+              <w:spacing w:after="0"/>
+            </w:pPr>
+            <w:r>
+              <w:rPr>
+                <w:b w:val="0"/>
+                <w:i w:val="0"/>
+                <w:sz w:val="18"/>
+              </w:rPr>
+              <w:t>KNS: KN sử dụng an toàn đồ dùng, thiết bị trong gia đình; biết gọi người lớn khi có sự cố.</w:t>
+            </w:r>
+          </w:p>
         </w:tc>
         <w:tc>
           <w:tcPr>
@@ -4245,6 +4453,19 @@
               <w:t>NLS-AT: khai thác học liệu số/thiết bị minh hoạ; nhấn mạnh sử dụng công nghệ an toàn, tiết kiệm.</w:t>
             </w:r>
           </w:p>
+          <w:p>
+            <w:pPr>
+              <w:spacing w:after="0"/>
+            </w:pPr>
+            <w:r>
+              <w:rPr>
+                <w:b w:val="0"/>
+                <w:i w:val="0"/>
+                <w:sz w:val="18"/>
+              </w:rPr>
+              <w:t>KNS: KN sử dụng an toàn đồ dùng, thiết bị trong gia đình; biết gọi người lớn khi có sự cố.</w:t>
+            </w:r>
+          </w:p>
         </w:tc>
         <w:tc>
           <w:tcPr>
@@ -4375,6 +4596,19 @@
               <w:t>NLS-AT: khai thác học liệu số/thiết bị minh hoạ; nhấn mạnh sử dụng công nghệ an toàn, tiết kiệm.</w:t>
             </w:r>
           </w:p>
+          <w:p>
+            <w:pPr>
+              <w:spacing w:after="0"/>
+            </w:pPr>
+            <w:r>
+              <w:rPr>
+                <w:b w:val="0"/>
+                <w:i w:val="0"/>
+                <w:sz w:val="18"/>
+              </w:rPr>
+              <w:t>KNS: KN sử dụng an toàn đồ dùng, thiết bị trong gia đình; biết gọi người lớn khi có sự cố.</w:t>
+            </w:r>
+          </w:p>
         </w:tc>
         <w:tc>
           <w:tcPr>
@@ -4505,6 +4739,19 @@
               <w:t>NLS-AT: khai thác học liệu số/thiết bị minh hoạ; nhấn mạnh sử dụng công nghệ an toàn, tiết kiệm.</w:t>
             </w:r>
           </w:p>
+          <w:p>
+            <w:pPr>
+              <w:spacing w:after="0"/>
+            </w:pPr>
+            <w:r>
+              <w:rPr>
+                <w:b w:val="0"/>
+                <w:i w:val="0"/>
+                <w:sz w:val="18"/>
+              </w:rPr>
+              <w:t>KNS: KN sử dụng an toàn đồ dùng, thiết bị trong gia đình; biết gọi người lớn khi có sự cố.</w:t>
+            </w:r>
+          </w:p>
         </w:tc>
         <w:tc>
           <w:tcPr>
@@ -4635,6 +4882,19 @@
               <w:t>NLS-AT: khai thác học liệu số/thiết bị minh hoạ; nhấn mạnh sử dụng công nghệ an toàn, tiết kiệm.</w:t>
             </w:r>
           </w:p>
+          <w:p>
+            <w:pPr>
+              <w:spacing w:after="0"/>
+            </w:pPr>
+            <w:r>
+              <w:rPr>
+                <w:b w:val="0"/>
+                <w:i w:val="0"/>
+                <w:sz w:val="18"/>
+              </w:rPr>
+              <w:t>KNS: KN sử dụng an toàn đồ dùng, thiết bị trong gia đình; biết gọi người lớn khi có sự cố.</w:t>
+            </w:r>
+          </w:p>
         </w:tc>
         <w:tc>
           <w:tcPr>
@@ -4763,6 +5023,19 @@
                 <w:sz w:val="18"/>
               </w:rPr>
               <w:t>NLS-AT: khai thác học liệu số/thiết bị minh hoạ; nhấn mạnh sử dụng công nghệ an toàn, tiết kiệm.</w:t>
+            </w:r>
+          </w:p>
+          <w:p>
+            <w:pPr>
+              <w:spacing w:after="0"/>
+            </w:pPr>
+            <w:r>
+              <w:rPr>
+                <w:b w:val="0"/>
+                <w:i w:val="0"/>
+                <w:sz w:val="18"/>
+              </w:rPr>
+              <w:t>KNS: KN sử dụng an toàn đồ dùng, thiết bị trong gia đình; biết gọi người lớn khi có sự cố.</w:t>
             </w:r>
           </w:p>
         </w:tc>

--- a/assets/docs/lop5/Cong nghe - Lop 5.docx
+++ b/assets/docs/lop5/Cong nghe - Lop 5.docx
@@ -910,7 +910,33 @@
                 <w:i w:val="0"/>
                 <w:sz w:val="18"/>
               </w:rPr>
-              <w:t>AI-NB: liên hệ thiết bị/công cụ thông minh trong đời sống ở mức nhận biết.</w:t>
+              <w:t>NLS-KT (Cơ bản 2): Ở bài “Nhà sáng chế”, GV chiếu ảnh và mốc thời gian của vài sáng chế quen thuộc như bóng đèn, điện thoại, bút bi</w:t>
+            </w:r>
+          </w:p>
+          <w:p>
+            <w:pPr>
+              <w:spacing w:after="0"/>
+            </w:pPr>
+            <w:r>
+              <w:rPr>
+                <w:b w:val="0"/>
+                <w:i w:val="0"/>
+                <w:sz w:val="18"/>
+              </w:rPr>
+              <w:t>NLS-ST (Cơ bản 2): GV hướng dẫn HS dùng công cụ vẽ trên máy để phác bản thiết kế ý tưởng của nhóm: vẽ hình dạng sản phẩm</w:t>
+            </w:r>
+          </w:p>
+          <w:p>
+            <w:pPr>
+              <w:spacing w:after="0"/>
+            </w:pPr>
+            <w:r>
+              <w:rPr>
+                <w:b w:val="0"/>
+                <w:i w:val="0"/>
+                <w:sz w:val="18"/>
+              </w:rPr>
+              <w:t>NLS-AT: HS chỉ dùng phần mềm thầy cô mở, không tự cài đặt hay tải nội dung khác</w:t>
             </w:r>
           </w:p>
         </w:tc>

--- a/assets/docs/lop5/Cong nghe - Lop 5.docx
+++ b/assets/docs/lop5/Cong nghe - Lop 5.docx
@@ -624,7 +624,7 @@
                 <w:i w:val="0"/>
                 <w:sz w:val="18"/>
               </w:rPr>
-              <w:t>NLS-ST (Cơ bản 2): Từ Hình 1 SGK, mỗi nhóm chọn một sản phẩm công nghệ trong nhà, chụp ảnh, ghép thành trang trình chiếu ghi tên, vai trò</w:t>
+              <w:t>NLS-ST (Cơ bản 2): Từ Hình 1 SGK, mỗi nhóm chọn một sản phẩm công nghệ trong nhà như quạt điện, nồi cơm điện, đèn học</w:t>
             </w:r>
           </w:p>
           <w:p>
@@ -637,7 +637,7 @@
                 <w:i w:val="0"/>
                 <w:sz w:val="18"/>
               </w:rPr>
-              <w:t>AI-NB (Cơ bản 2, QĐ 2422: 5.A2.2): GV dùng công cụ AI tạo hình một công việc khi có và không có sản phẩm công nghệ; HS so sánh, đối chiếu vai trò SGK</w:t>
+              <w:t>AI-NB (Cơ bản 2, QĐ 2422: 5.A2.2): GV dùng công cụ trí tuệ nhân tạo tạo hình ảnh cùng một công việc, ví dụ giặt quần áo</w:t>
             </w:r>
           </w:p>
           <w:p>
@@ -650,7 +650,7 @@
                 <w:i w:val="0"/>
                 <w:sz w:val="18"/>
               </w:rPr>
-              <w:t>NLS-AT: Tôn trọng bản quyền, không chép thiết kế người khác; ghi rõ nguồn.</w:t>
+              <w:t>NLS-AT: Tôn trọng bản quyền, không chép nguyên thiết kế của người khác rồi nhận là của mình</w:t>
             </w:r>
           </w:p>
         </w:tc>
@@ -767,33 +767,6 @@
                 <w:i w:val="0"/>
                 <w:sz w:val="18"/>
               </w:rPr>
-              <w:t>NLS-ST (Cơ bản 2): Nhóm 4 xem sơ đồ Hình 2 sản xuất giấy rồi dùng ứng dụng vẽ trên máy kẻ lại sơ đồ khói bụi, nước thải</w:t>
-            </w:r>
-          </w:p>
-          <w:p>
-            <w:pPr>
-              <w:spacing w:after="0"/>
-            </w:pPr>
-            <w:r>
-              <w:rPr>
-                <w:b w:val="0"/>
-                <w:i w:val="0"/>
-                <w:sz w:val="18"/>
-              </w:rPr>
-              <w:t>AI-NB (Cơ bản 2, QĐ 2422: 5.A3.2): GV nhờ công cụ AI liệt kê thói quen dùng điện thoại, tivi có hại; HS đánh dấu thói quen đúng với người thân, đối chiếu SGK</w:t>
-            </w:r>
-          </w:p>
-          <w:p>
-            <w:pPr>
-              <w:spacing w:after="0"/>
-            </w:pPr>
-            <w:r>
-              <w:rPr>
-                <w:b w:val="0"/>
-                <w:i w:val="0"/>
-                <w:sz w:val="18"/>
-              </w:rPr>
-              <w:t>NLS-AT: Tôn trọng bản quyền, không chép thiết kế người khác; ghi rõ nguồn.</w:t>
             </w:r>
           </w:p>
         </w:tc>
@@ -1053,7 +1026,6 @@
                 <w:i w:val="0"/>
                 <w:sz w:val="18"/>
               </w:rPr>
-              <w:t>AI-NB: liên hệ thiết bị/công cụ thông minh trong đời sống ở mức nhận biết.</w:t>
             </w:r>
           </w:p>
         </w:tc>
@@ -1170,7 +1142,6 @@
                 <w:i w:val="0"/>
                 <w:sz w:val="18"/>
               </w:rPr>
-              <w:t>AI-NB: liên hệ thiết bị/công cụ thông minh trong đời sống ở mức nhận biết.</w:t>
             </w:r>
           </w:p>
         </w:tc>
@@ -1287,7 +1258,6 @@
                 <w:i w:val="0"/>
                 <w:sz w:val="18"/>
               </w:rPr>
-              <w:t>AI-NB: liên hệ thiết bị/công cụ thông minh trong đời sống ở mức nhận biết.</w:t>
             </w:r>
           </w:p>
         </w:tc>
@@ -1404,7 +1374,33 @@
                 <w:i w:val="0"/>
                 <w:sz w:val="18"/>
               </w:rPr>
-              <w:t>NLS-ST: ghi hình/chụp ảnh sản phẩm học tập; trình bày ý tưởng thiết kế bằng sơ đồ đơn giản.</w:t>
+              <w:t>NLS-ST (Cơ bản 2): GV hướng dẫn HS dùng công cụ vẽ trên máy để phác thảo bản thiết kế trong bài “Tìm hiểu thiết kế”: vẽ hình dạng, ghi kích thước</w:t>
+            </w:r>
+          </w:p>
+          <w:p>
+            <w:pPr>
+              <w:spacing w:after="0"/>
+            </w:pPr>
+            <w:r>
+              <w:rPr>
+                <w:b w:val="0"/>
+                <w:i w:val="0"/>
+                <w:sz w:val="18"/>
+              </w:rPr>
+              <w:t>AI-NB (Cơ bản 2): GV cho HS xem vài mẫu thiết kế do công cụ trí tuệ nhân tạo tạo ra</w:t>
+            </w:r>
+          </w:p>
+          <w:p>
+            <w:pPr>
+              <w:spacing w:after="0"/>
+            </w:pPr>
+            <w:r>
+              <w:rPr>
+                <w:b w:val="0"/>
+                <w:i w:val="0"/>
+                <w:sz w:val="18"/>
+              </w:rPr>
+              <w:t>NLS-AT: Tôn trọng bản quyền, không chép nguyên thiết kế của người khác rồi nhận là của mình</w:t>
             </w:r>
           </w:p>
         </w:tc>
@@ -1637,6 +1633,33 @@
                 <w:i w:val="0"/>
                 <w:sz w:val="18"/>
               </w:rPr>
+              <w:t>NLS-ST (Cơ bản 2): GV hướng dẫn HS dùng công cụ vẽ trên máy để phác thảo bản thiết kế trong bài “Thiết kế sản phẩm”: vẽ hình dạng, ghi kích thước</w:t>
+            </w:r>
+          </w:p>
+          <w:p>
+            <w:pPr>
+              <w:spacing w:after="0"/>
+            </w:pPr>
+            <w:r>
+              <w:rPr>
+                <w:b w:val="0"/>
+                <w:i w:val="0"/>
+                <w:sz w:val="18"/>
+              </w:rPr>
+              <w:t>AI-NB (Cơ bản 2): GV cho HS xem vài mẫu thiết kế do công cụ trí tuệ nhân tạo tạo ra</w:t>
+            </w:r>
+          </w:p>
+          <w:p>
+            <w:pPr>
+              <w:spacing w:after="0"/>
+            </w:pPr>
+            <w:r>
+              <w:rPr>
+                <w:b w:val="0"/>
+                <w:i w:val="0"/>
+                <w:sz w:val="18"/>
+              </w:rPr>
+              <w:t>NLS-AT: Tôn trọng bản quyền, không chép nguyên thiết kế của người khác rồi nhận là của mình</w:t>
             </w:r>
           </w:p>
         </w:tc>
@@ -2101,7 +2124,7 @@
                 <w:i w:val="0"/>
                 <w:sz w:val="18"/>
               </w:rPr>
-              <w:t>NLS-KT: khai thác học liệu số/thiết bị minh hoạ; nhấn mạnh sử dụng công nghệ an toàn, tiết kiệm.</w:t>
+              <w:t>NLS-GT (Cơ bản 2): Bài “Sử dụng điện thoại” chính là bài hình thành năng lực số trực tiếp: HS thực hành gọi, nghe, nhắn tin, lưu danh bạ</w:t>
             </w:r>
           </w:p>
           <w:p>
@@ -2114,7 +2137,7 @@
                 <w:i w:val="0"/>
                 <w:sz w:val="18"/>
               </w:rPr>
-              <w:t>NLS-AT: khai thác học liệu số/thiết bị minh hoạ; nhấn mạnh sử dụng công nghệ an toàn, tiết kiệm.</w:t>
+              <w:t>AI-NB (Cơ bản 2): GV nêu: hiện có thủ đoạn dùng giọng nói giả do trí tuệ nhân tạo tạo ra để giả người thân gọi xin tiền</w:t>
             </w:r>
           </w:p>
           <w:p>
@@ -2127,7 +2150,7 @@
                 <w:i w:val="0"/>
                 <w:sz w:val="18"/>
               </w:rPr>
-              <w:t>AI-NB: liên hệ thiết bị/công cụ thông minh trong đời sống ở mức nhận biết.</w:t>
+              <w:t>NLS-AT: Không cài ứng dụng lạ, không bấm vào đường liên kết trong tin nhắn lạ; không nạp tiền</w:t>
             </w:r>
           </w:p>
           <w:p>
@@ -2257,45 +2280,6 @@
                 <w:i w:val="0"/>
                 <w:sz w:val="18"/>
               </w:rPr>
-              <w:t>NLS-KT: khai thác học liệu số/thiết bị minh hoạ; nhấn mạnh sử dụng công nghệ an toàn, tiết kiệm.</w:t>
-            </w:r>
-          </w:p>
-          <w:p>
-            <w:pPr>
-              <w:spacing w:after="0"/>
-            </w:pPr>
-            <w:r>
-              <w:rPr>
-                <w:b w:val="0"/>
-                <w:i w:val="0"/>
-                <w:sz w:val="18"/>
-              </w:rPr>
-              <w:t>NLS-AT: khai thác học liệu số/thiết bị minh hoạ; nhấn mạnh sử dụng công nghệ an toàn, tiết kiệm.</w:t>
-            </w:r>
-          </w:p>
-          <w:p>
-            <w:pPr>
-              <w:spacing w:after="0"/>
-            </w:pPr>
-            <w:r>
-              <w:rPr>
-                <w:b w:val="0"/>
-                <w:i w:val="0"/>
-                <w:sz w:val="18"/>
-              </w:rPr>
-              <w:t>AI-NB: liên hệ thiết bị/công cụ thông minh trong đời sống ở mức nhận biết.</w:t>
-            </w:r>
-          </w:p>
-          <w:p>
-            <w:pPr>
-              <w:spacing w:after="0"/>
-            </w:pPr>
-            <w:r>
-              <w:rPr>
-                <w:b w:val="0"/>
-                <w:i w:val="0"/>
-                <w:sz w:val="18"/>
-              </w:rPr>
               <w:t>KNS: KN sử dụng an toàn đồ dùng, thiết bị trong gia đình; biết gọi người lớn khi có sự cố.</w:t>
             </w:r>
           </w:p>
@@ -2413,45 +2397,6 @@
                 <w:i w:val="0"/>
                 <w:sz w:val="18"/>
               </w:rPr>
-              <w:t>NLS-KT: khai thác học liệu số/thiết bị minh hoạ; nhấn mạnh sử dụng công nghệ an toàn, tiết kiệm.</w:t>
-            </w:r>
-          </w:p>
-          <w:p>
-            <w:pPr>
-              <w:spacing w:after="0"/>
-            </w:pPr>
-            <w:r>
-              <w:rPr>
-                <w:b w:val="0"/>
-                <w:i w:val="0"/>
-                <w:sz w:val="18"/>
-              </w:rPr>
-              <w:t>NLS-AT: khai thác học liệu số/thiết bị minh hoạ; nhấn mạnh sử dụng công nghệ an toàn, tiết kiệm.</w:t>
-            </w:r>
-          </w:p>
-          <w:p>
-            <w:pPr>
-              <w:spacing w:after="0"/>
-            </w:pPr>
-            <w:r>
-              <w:rPr>
-                <w:b w:val="0"/>
-                <w:i w:val="0"/>
-                <w:sz w:val="18"/>
-              </w:rPr>
-              <w:t>AI-NB: liên hệ thiết bị/công cụ thông minh trong đời sống ở mức nhận biết.</w:t>
-            </w:r>
-          </w:p>
-          <w:p>
-            <w:pPr>
-              <w:spacing w:after="0"/>
-            </w:pPr>
-            <w:r>
-              <w:rPr>
-                <w:b w:val="0"/>
-                <w:i w:val="0"/>
-                <w:sz w:val="18"/>
-              </w:rPr>
               <w:t>KNS: KN sử dụng an toàn đồ dùng, thiết bị trong gia đình; biết gọi người lớn khi có sự cố.</w:t>
             </w:r>
           </w:p>
@@ -2563,45 +2508,6 @@
               <w:spacing w:after="0"/>
             </w:pPr>
             <w:r/>
-            <w:r>
-              <w:rPr>
-                <w:b w:val="0"/>
-                <w:i w:val="0"/>
-                <w:sz w:val="18"/>
-              </w:rPr>
-              <w:t>NLS-KT: khai thác học liệu số/thiết bị minh hoạ; nhấn mạnh sử dụng công nghệ an toàn, tiết kiệm.</w:t>
-            </w:r>
-          </w:p>
-          <w:p>
-            <w:pPr>
-              <w:spacing w:after="0"/>
-            </w:pPr>
-            <w:r>
-              <w:rPr>
-                <w:b w:val="0"/>
-                <w:i w:val="0"/>
-                <w:sz w:val="18"/>
-              </w:rPr>
-              <w:t>NLS-AT: khai thác học liệu số/thiết bị minh hoạ; nhấn mạnh sử dụng công nghệ an toàn, tiết kiệm.</w:t>
-            </w:r>
-          </w:p>
-          <w:p>
-            <w:pPr>
-              <w:spacing w:after="0"/>
-            </w:pPr>
-            <w:r>
-              <w:rPr>
-                <w:b w:val="0"/>
-                <w:i w:val="0"/>
-                <w:sz w:val="18"/>
-              </w:rPr>
-              <w:t>AI-NB: liên hệ thiết bị/công cụ thông minh trong đời sống ở mức nhận biết.</w:t>
-            </w:r>
-          </w:p>
-          <w:p>
-            <w:pPr>
-              <w:spacing w:after="0"/>
-            </w:pPr>
             <w:r>
               <w:rPr>
                 <w:b w:val="0"/>
@@ -2981,7 +2887,7 @@
                 <w:i w:val="0"/>
                 <w:sz w:val="18"/>
               </w:rPr>
-              <w:t>NLS-KT: khai thác học liệu số/thiết bị minh hoạ; nhấn mạnh sử dụng công nghệ an toàn, tiết kiệm.</w:t>
+              <w:t>NLS-KT (Cơ bản 2): GV chiếu video, hình ảnh minh hoạ cấu tạo và cách sử dụng an toàn “Sử dụng tủ lạnh”</w:t>
             </w:r>
           </w:p>
           <w:p>
@@ -2994,7 +2900,7 @@
                 <w:i w:val="0"/>
                 <w:sz w:val="18"/>
               </w:rPr>
-              <w:t>NLS-AT: khai thác học liệu số/thiết bị minh hoạ; nhấn mạnh sử dụng công nghệ an toàn, tiết kiệm.</w:t>
+              <w:t>NLS-AT: Không tự tháo lắp thiết bị điện trong nhà</w:t>
             </w:r>
           </w:p>
           <w:p>
@@ -3124,32 +3030,6 @@
                 <w:i w:val="0"/>
                 <w:sz w:val="18"/>
               </w:rPr>
-              <w:t>NLS-KT: khai thác học liệu số/thiết bị minh hoạ; nhấn mạnh sử dụng công nghệ an toàn, tiết kiệm.</w:t>
-            </w:r>
-          </w:p>
-          <w:p>
-            <w:pPr>
-              <w:spacing w:after="0"/>
-            </w:pPr>
-            <w:r>
-              <w:rPr>
-                <w:b w:val="0"/>
-                <w:i w:val="0"/>
-                <w:sz w:val="18"/>
-              </w:rPr>
-              <w:t>NLS-AT: khai thác học liệu số/thiết bị minh hoạ; nhấn mạnh sử dụng công nghệ an toàn, tiết kiệm.</w:t>
-            </w:r>
-          </w:p>
-          <w:p>
-            <w:pPr>
-              <w:spacing w:after="0"/>
-            </w:pPr>
-            <w:r>
-              <w:rPr>
-                <w:b w:val="0"/>
-                <w:i w:val="0"/>
-                <w:sz w:val="18"/>
-              </w:rPr>
               <w:t>KNS: KN sử dụng an toàn đồ dùng, thiết bị trong gia đình; biết gọi người lớn khi có sự cố.</w:t>
             </w:r>
           </w:p>
@@ -3261,32 +3141,6 @@
               <w:spacing w:after="0"/>
             </w:pPr>
             <w:r/>
-            <w:r>
-              <w:rPr>
-                <w:b w:val="0"/>
-                <w:i w:val="0"/>
-                <w:sz w:val="18"/>
-              </w:rPr>
-              <w:t>NLS-KT: khai thác học liệu số/thiết bị minh hoạ; nhấn mạnh sử dụng công nghệ an toàn, tiết kiệm.</w:t>
-            </w:r>
-          </w:p>
-          <w:p>
-            <w:pPr>
-              <w:spacing w:after="0"/>
-            </w:pPr>
-            <w:r>
-              <w:rPr>
-                <w:b w:val="0"/>
-                <w:i w:val="0"/>
-                <w:sz w:val="18"/>
-              </w:rPr>
-              <w:t>NLS-AT: khai thác học liệu số/thiết bị minh hoạ; nhấn mạnh sử dụng công nghệ an toàn, tiết kiệm.</w:t>
-            </w:r>
-          </w:p>
-          <w:p>
-            <w:pPr>
-              <w:spacing w:after="0"/>
-            </w:pPr>
             <w:r>
               <w:rPr>
                 <w:b w:val="0"/>
@@ -3462,6 +3316,45 @@
                 <w:i w:val="0"/>
                 <w:sz w:val="18"/>
               </w:rPr>
+              <w:t>NLS-KT (Cơ bản 2): GV chiếu video hướng dẫn lắp ráp “Lắp mô hình xe điện chạy bằng pin” theo từng bước</w:t>
+            </w:r>
+          </w:p>
+          <w:p>
+            <w:pPr>
+              <w:spacing w:after="0"/>
+            </w:pPr>
+            <w:r>
+              <w:rPr>
+                <w:b w:val="0"/>
+                <w:i w:val="0"/>
+                <w:sz w:val="18"/>
+              </w:rPr>
+              <w:t>NLS-ST (Cơ bản 2): HS chụp ảnh sản phẩm ở từng công đoạn rồi ghép thành bản báo cáo quy trình trên máy</w:t>
+            </w:r>
+          </w:p>
+          <w:p>
+            <w:pPr>
+              <w:spacing w:after="0"/>
+            </w:pPr>
+            <w:r>
+              <w:rPr>
+                <w:b w:val="0"/>
+                <w:i w:val="0"/>
+                <w:sz w:val="18"/>
+              </w:rPr>
+              <w:t>NLS-AT: Chỉ dùng pin và dụng cụ theo hướng dẫn của GV</w:t>
+            </w:r>
+          </w:p>
+          <w:p>
+            <w:pPr>
+              <w:spacing w:after="0"/>
+            </w:pPr>
+            <w:r>
+              <w:rPr>
+                <w:b w:val="0"/>
+                <w:i w:val="0"/>
+                <w:sz w:val="18"/>
+              </w:rPr>
               <w:t>STEM: Xe ô tô cánh quạt chạy bằng pin (Công nghệ – Khoa học) — dạy thay cho tiết này.</w:t>
             </w:r>
           </w:p>
@@ -3592,32 +3485,6 @@
                 <w:i w:val="0"/>
                 <w:sz w:val="18"/>
               </w:rPr>
-              <w:t>NLS-KT: khai thác học liệu số/thiết bị minh hoạ; nhấn mạnh sử dụng công nghệ an toàn, tiết kiệm.</w:t>
-            </w:r>
-          </w:p>
-          <w:p>
-            <w:pPr>
-              <w:spacing w:after="0"/>
-            </w:pPr>
-            <w:r>
-              <w:rPr>
-                <w:b w:val="0"/>
-                <w:i w:val="0"/>
-                <w:sz w:val="18"/>
-              </w:rPr>
-              <w:t>NLS-AT: khai thác học liệu số/thiết bị minh hoạ; nhấn mạnh sử dụng công nghệ an toàn, tiết kiệm.</w:t>
-            </w:r>
-          </w:p>
-          <w:p>
-            <w:pPr>
-              <w:spacing w:after="0"/>
-            </w:pPr>
-            <w:r>
-              <w:rPr>
-                <w:b w:val="0"/>
-                <w:i w:val="0"/>
-                <w:sz w:val="18"/>
-              </w:rPr>
               <w:t>KNS: KN sử dụng an toàn đồ dùng, thiết bị trong gia đình; biết gọi người lớn khi có sự cố.</w:t>
             </w:r>
           </w:p>
@@ -3729,32 +3596,6 @@
               <w:spacing w:after="0"/>
             </w:pPr>
             <w:r/>
-            <w:r>
-              <w:rPr>
-                <w:b w:val="0"/>
-                <w:i w:val="0"/>
-                <w:sz w:val="18"/>
-              </w:rPr>
-              <w:t>NLS-KT: khai thác học liệu số/thiết bị minh hoạ; nhấn mạnh sử dụng công nghệ an toàn, tiết kiệm.</w:t>
-            </w:r>
-          </w:p>
-          <w:p>
-            <w:pPr>
-              <w:spacing w:after="0"/>
-            </w:pPr>
-            <w:r>
-              <w:rPr>
-                <w:b w:val="0"/>
-                <w:i w:val="0"/>
-                <w:sz w:val="18"/>
-              </w:rPr>
-              <w:t>NLS-AT: khai thác học liệu số/thiết bị minh hoạ; nhấn mạnh sử dụng công nghệ an toàn, tiết kiệm.</w:t>
-            </w:r>
-          </w:p>
-          <w:p>
-            <w:pPr>
-              <w:spacing w:after="0"/>
-            </w:pPr>
             <w:r>
               <w:rPr>
                 <w:b w:val="0"/>
@@ -3878,32 +3719,6 @@
                 <w:i w:val="0"/>
                 <w:sz w:val="18"/>
               </w:rPr>
-              <w:t>NLS-KT: khai thác học liệu số/thiết bị minh hoạ; nhấn mạnh sử dụng công nghệ an toàn, tiết kiệm.</w:t>
-            </w:r>
-          </w:p>
-          <w:p>
-            <w:pPr>
-              <w:spacing w:after="0"/>
-            </w:pPr>
-            <w:r>
-              <w:rPr>
-                <w:b w:val="0"/>
-                <w:i w:val="0"/>
-                <w:sz w:val="18"/>
-              </w:rPr>
-              <w:t>NLS-AT: khai thác học liệu số/thiết bị minh hoạ; nhấn mạnh sử dụng công nghệ an toàn, tiết kiệm.</w:t>
-            </w:r>
-          </w:p>
-          <w:p>
-            <w:pPr>
-              <w:spacing w:after="0"/>
-            </w:pPr>
-            <w:r>
-              <w:rPr>
-                <w:b w:val="0"/>
-                <w:i w:val="0"/>
-                <w:sz w:val="18"/>
-              </w:rPr>
               <w:t>KNS: KN sử dụng an toàn đồ dùng, thiết bị trong gia đình; biết gọi người lớn khi có sự cố.</w:t>
             </w:r>
           </w:p>
@@ -4021,7 +3836,7 @@
                 <w:i w:val="0"/>
                 <w:sz w:val="18"/>
               </w:rPr>
-              <w:t>NLS-KT: khai thác học liệu số/thiết bị minh hoạ; nhấn mạnh sử dụng công nghệ an toàn, tiết kiệm.</w:t>
+              <w:t>NLS-KT (Cơ bản 2): GV chiếu video hướng dẫn lắp ráp “Mô hình máy phát điện gió” theo từng bước</w:t>
             </w:r>
           </w:p>
           <w:p>
@@ -4034,7 +3849,20 @@
                 <w:i w:val="0"/>
                 <w:sz w:val="18"/>
               </w:rPr>
-              <w:t>NLS-AT: khai thác học liệu số/thiết bị minh hoạ; nhấn mạnh sử dụng công nghệ an toàn, tiết kiệm.</w:t>
+              <w:t>NLS-ST (Cơ bản 2): HS chụp ảnh sản phẩm ở từng công đoạn rồi ghép thành bản báo cáo quy trình trên máy</w:t>
+            </w:r>
+          </w:p>
+          <w:p>
+            <w:pPr>
+              <w:spacing w:after="0"/>
+            </w:pPr>
+            <w:r>
+              <w:rPr>
+                <w:b w:val="0"/>
+                <w:i w:val="0"/>
+                <w:sz w:val="18"/>
+              </w:rPr>
+              <w:t>NLS-AT: Chỉ dùng pin và dụng cụ theo hướng dẫn của GV</w:t>
             </w:r>
           </w:p>
           <w:p>
@@ -4177,32 +4005,6 @@
                 <w:i w:val="0"/>
                 <w:sz w:val="18"/>
               </w:rPr>
-              <w:t>NLS-KT: khai thác học liệu số/thiết bị minh hoạ; nhấn mạnh sử dụng công nghệ an toàn, tiết kiệm.</w:t>
-            </w:r>
-          </w:p>
-          <w:p>
-            <w:pPr>
-              <w:spacing w:after="0"/>
-            </w:pPr>
-            <w:r>
-              <w:rPr>
-                <w:b w:val="0"/>
-                <w:i w:val="0"/>
-                <w:sz w:val="18"/>
-              </w:rPr>
-              <w:t>NLS-AT: khai thác học liệu số/thiết bị minh hoạ; nhấn mạnh sử dụng công nghệ an toàn, tiết kiệm.</w:t>
-            </w:r>
-          </w:p>
-          <w:p>
-            <w:pPr>
-              <w:spacing w:after="0"/>
-            </w:pPr>
-            <w:r>
-              <w:rPr>
-                <w:b w:val="0"/>
-                <w:i w:val="0"/>
-                <w:sz w:val="18"/>
-              </w:rPr>
               <w:t>KNS: KN sử dụng an toàn đồ dùng, thiết bị trong gia đình; biết gọi người lớn khi có sự cố.</w:t>
             </w:r>
           </w:p>
@@ -4314,32 +4116,6 @@
               <w:spacing w:after="0"/>
             </w:pPr>
             <w:r/>
-            <w:r>
-              <w:rPr>
-                <w:b w:val="0"/>
-                <w:i w:val="0"/>
-                <w:sz w:val="18"/>
-              </w:rPr>
-              <w:t>NLS-KT: khai thác học liệu số/thiết bị minh hoạ; nhấn mạnh sử dụng công nghệ an toàn, tiết kiệm.</w:t>
-            </w:r>
-          </w:p>
-          <w:p>
-            <w:pPr>
-              <w:spacing w:after="0"/>
-            </w:pPr>
-            <w:r>
-              <w:rPr>
-                <w:b w:val="0"/>
-                <w:i w:val="0"/>
-                <w:sz w:val="18"/>
-              </w:rPr>
-              <w:t>NLS-AT: khai thác học liệu số/thiết bị minh hoạ; nhấn mạnh sử dụng công nghệ an toàn, tiết kiệm.</w:t>
-            </w:r>
-          </w:p>
-          <w:p>
-            <w:pPr>
-              <w:spacing w:after="0"/>
-            </w:pPr>
             <w:r>
               <w:rPr>
                 <w:b w:val="0"/>
@@ -4463,32 +4239,6 @@
                 <w:i w:val="0"/>
                 <w:sz w:val="18"/>
               </w:rPr>
-              <w:t>NLS-KT: khai thác học liệu số/thiết bị minh hoạ; nhấn mạnh sử dụng công nghệ an toàn, tiết kiệm.</w:t>
-            </w:r>
-          </w:p>
-          <w:p>
-            <w:pPr>
-              <w:spacing w:after="0"/>
-            </w:pPr>
-            <w:r>
-              <w:rPr>
-                <w:b w:val="0"/>
-                <w:i w:val="0"/>
-                <w:sz w:val="18"/>
-              </w:rPr>
-              <w:t>NLS-AT: khai thác học liệu số/thiết bị minh hoạ; nhấn mạnh sử dụng công nghệ an toàn, tiết kiệm.</w:t>
-            </w:r>
-          </w:p>
-          <w:p>
-            <w:pPr>
-              <w:spacing w:after="0"/>
-            </w:pPr>
-            <w:r>
-              <w:rPr>
-                <w:b w:val="0"/>
-                <w:i w:val="0"/>
-                <w:sz w:val="18"/>
-              </w:rPr>
               <w:t>KNS: KN sử dụng an toàn đồ dùng, thiết bị trong gia đình; biết gọi người lớn khi có sự cố.</w:t>
             </w:r>
           </w:p>
@@ -4606,7 +4356,7 @@
                 <w:i w:val="0"/>
                 <w:sz w:val="18"/>
               </w:rPr>
-              <w:t>NLS-KT: khai thác học liệu số/thiết bị minh hoạ; nhấn mạnh sử dụng công nghệ an toàn, tiết kiệm.</w:t>
+              <w:t>NLS-KT (Cơ bản 2): GV chiếu video hướng dẫn lắp ráp “Mô hình điện Mặt Trời” theo từng bước, cho HS tua chậm hoặc xem lại đoạn khó trước khi tự làm.</w:t>
             </w:r>
           </w:p>
           <w:p>
@@ -4619,7 +4369,20 @@
                 <w:i w:val="0"/>
                 <w:sz w:val="18"/>
               </w:rPr>
-              <w:t>NLS-AT: khai thác học liệu số/thiết bị minh hoạ; nhấn mạnh sử dụng công nghệ an toàn, tiết kiệm.</w:t>
+              <w:t>NLS-ST (Cơ bản 2): HS chụp ảnh sản phẩm ở từng công đoạn rồi ghép thành bản báo cáo quy trình trên máy</w:t>
+            </w:r>
+          </w:p>
+          <w:p>
+            <w:pPr>
+              <w:spacing w:after="0"/>
+            </w:pPr>
+            <w:r>
+              <w:rPr>
+                <w:b w:val="0"/>
+                <w:i w:val="0"/>
+                <w:sz w:val="18"/>
+              </w:rPr>
+              <w:t>NLS-AT: Chỉ dùng pin và dụng cụ theo hướng dẫn của GV</w:t>
             </w:r>
           </w:p>
           <w:p>
@@ -4749,32 +4512,6 @@
                 <w:i w:val="0"/>
                 <w:sz w:val="18"/>
               </w:rPr>
-              <w:t>NLS-KT: khai thác học liệu số/thiết bị minh hoạ; nhấn mạnh sử dụng công nghệ an toàn, tiết kiệm.</w:t>
-            </w:r>
-          </w:p>
-          <w:p>
-            <w:pPr>
-              <w:spacing w:after="0"/>
-            </w:pPr>
-            <w:r>
-              <w:rPr>
-                <w:b w:val="0"/>
-                <w:i w:val="0"/>
-                <w:sz w:val="18"/>
-              </w:rPr>
-              <w:t>NLS-AT: khai thác học liệu số/thiết bị minh hoạ; nhấn mạnh sử dụng công nghệ an toàn, tiết kiệm.</w:t>
-            </w:r>
-          </w:p>
-          <w:p>
-            <w:pPr>
-              <w:spacing w:after="0"/>
-            </w:pPr>
-            <w:r>
-              <w:rPr>
-                <w:b w:val="0"/>
-                <w:i w:val="0"/>
-                <w:sz w:val="18"/>
-              </w:rPr>
               <w:t>KNS: KN sử dụng an toàn đồ dùng, thiết bị trong gia đình; biết gọi người lớn khi có sự cố.</w:t>
             </w:r>
           </w:p>
@@ -4892,32 +4629,6 @@
                 <w:i w:val="0"/>
                 <w:sz w:val="18"/>
               </w:rPr>
-              <w:t>NLS-KT: khai thác học liệu số/thiết bị minh hoạ; nhấn mạnh sử dụng công nghệ an toàn, tiết kiệm.</w:t>
-            </w:r>
-          </w:p>
-          <w:p>
-            <w:pPr>
-              <w:spacing w:after="0"/>
-            </w:pPr>
-            <w:r>
-              <w:rPr>
-                <w:b w:val="0"/>
-                <w:i w:val="0"/>
-                <w:sz w:val="18"/>
-              </w:rPr>
-              <w:t>NLS-AT: khai thác học liệu số/thiết bị minh hoạ; nhấn mạnh sử dụng công nghệ an toàn, tiết kiệm.</w:t>
-            </w:r>
-          </w:p>
-          <w:p>
-            <w:pPr>
-              <w:spacing w:after="0"/>
-            </w:pPr>
-            <w:r>
-              <w:rPr>
-                <w:b w:val="0"/>
-                <w:i w:val="0"/>
-                <w:sz w:val="18"/>
-              </w:rPr>
               <w:t>KNS: KN sử dụng an toàn đồ dùng, thiết bị trong gia đình; biết gọi người lớn khi có sự cố.</w:t>
             </w:r>
           </w:p>
@@ -5029,32 +4740,6 @@
               <w:spacing w:after="0"/>
             </w:pPr>
             <w:r/>
-            <w:r>
-              <w:rPr>
-                <w:b w:val="0"/>
-                <w:i w:val="0"/>
-                <w:sz w:val="18"/>
-              </w:rPr>
-              <w:t>NLS-KT: khai thác học liệu số/thiết bị minh hoạ; nhấn mạnh sử dụng công nghệ an toàn, tiết kiệm.</w:t>
-            </w:r>
-          </w:p>
-          <w:p>
-            <w:pPr>
-              <w:spacing w:after="0"/>
-            </w:pPr>
-            <w:r>
-              <w:rPr>
-                <w:b w:val="0"/>
-                <w:i w:val="0"/>
-                <w:sz w:val="18"/>
-              </w:rPr>
-              <w:t>NLS-AT: khai thác học liệu số/thiết bị minh hoạ; nhấn mạnh sử dụng công nghệ an toàn, tiết kiệm.</w:t>
-            </w:r>
-          </w:p>
-          <w:p>
-            <w:pPr>
-              <w:spacing w:after="0"/>
-            </w:pPr>
             <w:r>
               <w:rPr>
                 <w:b w:val="0"/>

--- a/assets/docs/lop5/Cong nghe - Lop 5.docx
+++ b/assets/docs/lop5/Cong nghe - Lop 5.docx
@@ -624,33 +624,7 @@
                 <w:i w:val="0"/>
                 <w:sz w:val="18"/>
               </w:rPr>
-              <w:t>NLS-ST (Cơ bản 2): Từ Hình 1 SGK, mỗi nhóm chọn một sản phẩm công nghệ trong nhà như quạt điện, nồi cơm điện, đèn học</w:t>
-            </w:r>
-          </w:p>
-          <w:p>
-            <w:pPr>
-              <w:spacing w:after="0"/>
-            </w:pPr>
-            <w:r>
-              <w:rPr>
-                <w:b w:val="0"/>
-                <w:i w:val="0"/>
-                <w:sz w:val="18"/>
-              </w:rPr>
-              <w:t>AI-NB (Cơ bản 2, QĐ 2422: 5.A2.2): GV dùng công cụ trí tuệ nhân tạo tạo hình ảnh cùng một công việc, ví dụ giặt quần áo</w:t>
-            </w:r>
-          </w:p>
-          <w:p>
-            <w:pPr>
-              <w:spacing w:after="0"/>
-            </w:pPr>
-            <w:r>
-              <w:rPr>
-                <w:b w:val="0"/>
-                <w:i w:val="0"/>
-                <w:sz w:val="18"/>
-              </w:rPr>
-              <w:t>NLS-AT: Tôn trọng bản quyền, không chép nguyên thiết kế của người khác rồi nhận là của mình</w:t>
+              <w:t>NLS-ST (Cơ bản 2): Từ Hình 1 SGK, mỗi nhóm chọn một sản phẩm công nghệ trong nhà như quạt điện, nồi cơm điện, đèn học.</w:t>
             </w:r>
           </w:p>
         </w:tc>
@@ -883,33 +857,7 @@
                 <w:i w:val="0"/>
                 <w:sz w:val="18"/>
               </w:rPr>
-              <w:t>NLS-KT (Cơ bản 2): Ở bài “Nhà sáng chế”, GV chiếu ảnh và mốc thời gian của vài sáng chế quen thuộc như bóng đèn, điện thoại, bút bi</w:t>
-            </w:r>
-          </w:p>
-          <w:p>
-            <w:pPr>
-              <w:spacing w:after="0"/>
-            </w:pPr>
-            <w:r>
-              <w:rPr>
-                <w:b w:val="0"/>
-                <w:i w:val="0"/>
-                <w:sz w:val="18"/>
-              </w:rPr>
-              <w:t>NLS-ST (Cơ bản 2): GV hướng dẫn HS dùng công cụ vẽ trên máy để phác bản thiết kế ý tưởng của nhóm: vẽ hình dạng sản phẩm</w:t>
-            </w:r>
-          </w:p>
-          <w:p>
-            <w:pPr>
-              <w:spacing w:after="0"/>
-            </w:pPr>
-            <w:r>
-              <w:rPr>
-                <w:b w:val="0"/>
-                <w:i w:val="0"/>
-                <w:sz w:val="18"/>
-              </w:rPr>
-              <w:t>NLS-AT: HS chỉ dùng phần mềm thầy cô mở, không tự cài đặt hay tải nội dung khác</w:t>
+              <w:t>NLS-KT (Cơ bản 2): Ở bài “Nhà sáng chế”, GV chiếu ảnh và mốc thời gian của vài sáng chế quen thuộc như bóng đèn, điện thoại, bút bi.</w:t>
             </w:r>
           </w:p>
         </w:tc>
@@ -1374,33 +1322,7 @@
                 <w:i w:val="0"/>
                 <w:sz w:val="18"/>
               </w:rPr>
-              <w:t>NLS-ST (Cơ bản 2): GV hướng dẫn HS dùng công cụ vẽ trên máy để phác thảo bản thiết kế trong bài “Tìm hiểu thiết kế”: vẽ hình dạng, ghi kích thước</w:t>
-            </w:r>
-          </w:p>
-          <w:p>
-            <w:pPr>
-              <w:spacing w:after="0"/>
-            </w:pPr>
-            <w:r>
-              <w:rPr>
-                <w:b w:val="0"/>
-                <w:i w:val="0"/>
-                <w:sz w:val="18"/>
-              </w:rPr>
-              <w:t>AI-NB (Cơ bản 2): GV cho HS xem vài mẫu thiết kế do công cụ trí tuệ nhân tạo tạo ra</w:t>
-            </w:r>
-          </w:p>
-          <w:p>
-            <w:pPr>
-              <w:spacing w:after="0"/>
-            </w:pPr>
-            <w:r>
-              <w:rPr>
-                <w:b w:val="0"/>
-                <w:i w:val="0"/>
-                <w:sz w:val="18"/>
-              </w:rPr>
-              <w:t>NLS-AT: Tôn trọng bản quyền, không chép nguyên thiết kế của người khác rồi nhận là của mình</w:t>
+              <w:t>NLS-ST (Cơ bản 2): Hướng dẫn HS dùng công cụ vẽ trên máy.</w:t>
             </w:r>
           </w:p>
         </w:tc>
@@ -1633,33 +1555,7 @@
                 <w:i w:val="0"/>
                 <w:sz w:val="18"/>
               </w:rPr>
-              <w:t>NLS-ST (Cơ bản 2): GV hướng dẫn HS dùng công cụ vẽ trên máy để phác thảo bản thiết kế trong bài “Thiết kế sản phẩm”: vẽ hình dạng, ghi kích thước</w:t>
-            </w:r>
-          </w:p>
-          <w:p>
-            <w:pPr>
-              <w:spacing w:after="0"/>
-            </w:pPr>
-            <w:r>
-              <w:rPr>
-                <w:b w:val="0"/>
-                <w:i w:val="0"/>
-                <w:sz w:val="18"/>
-              </w:rPr>
-              <w:t>AI-NB (Cơ bản 2): GV cho HS xem vài mẫu thiết kế do công cụ trí tuệ nhân tạo tạo ra</w:t>
-            </w:r>
-          </w:p>
-          <w:p>
-            <w:pPr>
-              <w:spacing w:after="0"/>
-            </w:pPr>
-            <w:r>
-              <w:rPr>
-                <w:b w:val="0"/>
-                <w:i w:val="0"/>
-                <w:sz w:val="18"/>
-              </w:rPr>
-              <w:t>NLS-AT: Tôn trọng bản quyền, không chép nguyên thiết kế của người khác rồi nhận là của mình</w:t>
+              <w:t>AI-NB (Nhận biết): Cho HS xem vài mẫu thiết kế do công cụ trí tuệ nhân tạo tạo ra.</w:t>
             </w:r>
           </w:p>
         </w:tc>
@@ -2124,33 +2020,7 @@
                 <w:i w:val="0"/>
                 <w:sz w:val="18"/>
               </w:rPr>
-              <w:t>NLS-GT (Cơ bản 2): Bài “Sử dụng điện thoại” chính là bài hình thành năng lực số trực tiếp: HS thực hành gọi, nghe, nhắn tin, lưu danh bạ</w:t>
-            </w:r>
-          </w:p>
-          <w:p>
-            <w:pPr>
-              <w:spacing w:after="0"/>
-            </w:pPr>
-            <w:r>
-              <w:rPr>
-                <w:b w:val="0"/>
-                <w:i w:val="0"/>
-                <w:sz w:val="18"/>
-              </w:rPr>
-              <w:t>AI-NB (Cơ bản 2): GV nêu: hiện có thủ đoạn dùng giọng nói giả do trí tuệ nhân tạo tạo ra để giả người thân gọi xin tiền</w:t>
-            </w:r>
-          </w:p>
-          <w:p>
-            <w:pPr>
-              <w:spacing w:after="0"/>
-            </w:pPr>
-            <w:r>
-              <w:rPr>
-                <w:b w:val="0"/>
-                <w:i w:val="0"/>
-                <w:sz w:val="18"/>
-              </w:rPr>
-              <w:t>NLS-AT: Không cài ứng dụng lạ, không bấm vào đường liên kết trong tin nhắn lạ; không nạp tiền</w:t>
+              <w:t>NLS-GT (Cơ bản 2): Bài “Sử dụng điện thoại” chính là bài hình thành năng lực số trực tiếp.</w:t>
             </w:r>
           </w:p>
           <w:p>
@@ -2887,20 +2757,7 @@
                 <w:i w:val="0"/>
                 <w:sz w:val="18"/>
               </w:rPr>
-              <w:t>NLS-KT (Cơ bản 2): GV chiếu video, hình ảnh minh hoạ cấu tạo và cách sử dụng an toàn “Sử dụng tủ lạnh”</w:t>
-            </w:r>
-          </w:p>
-          <w:p>
-            <w:pPr>
-              <w:spacing w:after="0"/>
-            </w:pPr>
-            <w:r>
-              <w:rPr>
-                <w:b w:val="0"/>
-                <w:i w:val="0"/>
-                <w:sz w:val="18"/>
-              </w:rPr>
-              <w:t>NLS-AT: Không tự tháo lắp thiết bị điện trong nhà</w:t>
+              <w:t>NLS-KT (Cơ bản 2): Chiếu video, hình ảnh minh hoạ cấu tạo và cách sử dụng an toàn “Sử dụng tủ lạnh”.</w:t>
             </w:r>
           </w:p>
           <w:p>
@@ -3316,33 +3173,7 @@
                 <w:i w:val="0"/>
                 <w:sz w:val="18"/>
               </w:rPr>
-              <w:t>NLS-KT (Cơ bản 2): GV chiếu video hướng dẫn lắp ráp “Lắp mô hình xe điện chạy bằng pin” theo từng bước</w:t>
-            </w:r>
-          </w:p>
-          <w:p>
-            <w:pPr>
-              <w:spacing w:after="0"/>
-            </w:pPr>
-            <w:r>
-              <w:rPr>
-                <w:b w:val="0"/>
-                <w:i w:val="0"/>
-                <w:sz w:val="18"/>
-              </w:rPr>
-              <w:t>NLS-ST (Cơ bản 2): HS chụp ảnh sản phẩm ở từng công đoạn rồi ghép thành bản báo cáo quy trình trên máy</w:t>
-            </w:r>
-          </w:p>
-          <w:p>
-            <w:pPr>
-              <w:spacing w:after="0"/>
-            </w:pPr>
-            <w:r>
-              <w:rPr>
-                <w:b w:val="0"/>
-                <w:i w:val="0"/>
-                <w:sz w:val="18"/>
-              </w:rPr>
-              <w:t>NLS-AT: Chỉ dùng pin và dụng cụ theo hướng dẫn của GV</w:t>
+              <w:t>NLS-ST (Cơ bản 2): HS chụp ảnh sản phẩm ở từng công đoạn rồi ghép thành bản báo cáo quy trình trên máy; nếu mô hình.</w:t>
             </w:r>
           </w:p>
           <w:p>
@@ -3836,33 +3667,7 @@
                 <w:i w:val="0"/>
                 <w:sz w:val="18"/>
               </w:rPr>
-              <w:t>NLS-KT (Cơ bản 2): GV chiếu video hướng dẫn lắp ráp “Mô hình máy phát điện gió” theo từng bước</w:t>
-            </w:r>
-          </w:p>
-          <w:p>
-            <w:pPr>
-              <w:spacing w:after="0"/>
-            </w:pPr>
-            <w:r>
-              <w:rPr>
-                <w:b w:val="0"/>
-                <w:i w:val="0"/>
-                <w:sz w:val="18"/>
-              </w:rPr>
-              <w:t>NLS-ST (Cơ bản 2): HS chụp ảnh sản phẩm ở từng công đoạn rồi ghép thành bản báo cáo quy trình trên máy</w:t>
-            </w:r>
-          </w:p>
-          <w:p>
-            <w:pPr>
-              <w:spacing w:after="0"/>
-            </w:pPr>
-            <w:r>
-              <w:rPr>
-                <w:b w:val="0"/>
-                <w:i w:val="0"/>
-                <w:sz w:val="18"/>
-              </w:rPr>
-              <w:t>NLS-AT: Chỉ dùng pin và dụng cụ theo hướng dẫn của GV</w:t>
+              <w:t>NLS-KT (Cơ bản 2): Chiếu video hướng dẫn lắp ráp “Mô hình máy phát điện gió” theo từng bước, cho HS tua chậm.</w:t>
             </w:r>
           </w:p>
           <w:p>
@@ -4356,33 +4161,7 @@
                 <w:i w:val="0"/>
                 <w:sz w:val="18"/>
               </w:rPr>
-              <w:t>NLS-KT (Cơ bản 2): GV chiếu video hướng dẫn lắp ráp “Mô hình điện Mặt Trời” theo từng bước, cho HS tua chậm hoặc xem lại đoạn khó trước khi tự làm.</w:t>
-            </w:r>
-          </w:p>
-          <w:p>
-            <w:pPr>
-              <w:spacing w:after="0"/>
-            </w:pPr>
-            <w:r>
-              <w:rPr>
-                <w:b w:val="0"/>
-                <w:i w:val="0"/>
-                <w:sz w:val="18"/>
-              </w:rPr>
-              <w:t>NLS-ST (Cơ bản 2): HS chụp ảnh sản phẩm ở từng công đoạn rồi ghép thành bản báo cáo quy trình trên máy</w:t>
-            </w:r>
-          </w:p>
-          <w:p>
-            <w:pPr>
-              <w:spacing w:after="0"/>
-            </w:pPr>
-            <w:r>
-              <w:rPr>
-                <w:b w:val="0"/>
-                <w:i w:val="0"/>
-                <w:sz w:val="18"/>
-              </w:rPr>
-              <w:t>NLS-AT: Chỉ dùng pin và dụng cụ theo hướng dẫn của GV</w:t>
+              <w:t>NLS-ST (Cơ bản 2): HS chụp ảnh sản phẩm ở từng công đoạn rồi ghép thành bản báo cáo quy trình trên máy; nếu mô hình.</w:t>
             </w:r>
           </w:p>
           <w:p>

--- a/assets/docs/lop5/Cong nghe - Lop 5.docx
+++ b/assets/docs/lop5/Cong nghe - Lop 5.docx
@@ -624,7 +624,7 @@
                 <w:i w:val="0"/>
                 <w:sz w:val="18"/>
               </w:rPr>
-              <w:t>NLS-ST (Cơ bản 2): Từ Hình 1 SGK, mỗi nhóm chọn một sản phẩm công nghệ trong nhà như quạt điện, nồi cơm điện, đèn học.</w:t>
+              <w:t>NLS: Năng lực số 3.2 CB2a: HS phác thảo bản thiết kế trên máy, sửa và hoàn thiện</w:t>
             </w:r>
           </w:p>
         </w:tc>
@@ -722,7 +722,7 @@
                 <w:i w:val="0"/>
                 <w:sz w:val="20"/>
               </w:rPr>
-              <w:t>Tiết 2 (2 tiết)</w:t>
+              <w:t>Tiết 2</w:t>
             </w:r>
           </w:p>
         </w:tc>
@@ -741,6 +741,7 @@
                 <w:i w:val="0"/>
                 <w:sz w:val="18"/>
               </w:rPr>
+              <w:t>NLS: Năng lực số 3.2 CB2a: HS phác thảo bản thiết kế trên máy, sửa và hoàn thiện</w:t>
             </w:r>
           </w:p>
         </w:tc>
@@ -857,7 +858,7 @@
                 <w:i w:val="0"/>
                 <w:sz w:val="18"/>
               </w:rPr>
-              <w:t>NLS-KT (Cơ bản 2): Ở bài “Nhà sáng chế”, GV chiếu ảnh và mốc thời gian của vài sáng chế quen thuộc như bóng đèn, điện thoại, bút bi.</w:t>
+              <w:t>NLS: Năng lực số 3.2 CB2a: HS phác thảo bản thiết kế trên máy, sửa và hoàn thiện</w:t>
             </w:r>
           </w:p>
         </w:tc>
@@ -955,7 +956,7 @@
                 <w:i w:val="0"/>
                 <w:sz w:val="20"/>
               </w:rPr>
-              <w:t>Tiết 4 (4 tiết)</w:t>
+              <w:t>Tiết 4</w:t>
             </w:r>
           </w:p>
         </w:tc>
@@ -974,6 +975,7 @@
                 <w:i w:val="0"/>
                 <w:sz w:val="18"/>
               </w:rPr>
+              <w:t>NLS: Năng lực số 3.2 CB2a: HS phác thảo bản thiết kế trên máy, sửa và hoàn thiện</w:t>
             </w:r>
           </w:p>
         </w:tc>
@@ -1071,7 +1073,7 @@
                 <w:i w:val="0"/>
                 <w:sz w:val="20"/>
               </w:rPr>
-              <w:t>Tiết 5 (4 tiết)</w:t>
+              <w:t>Tiết 5</w:t>
             </w:r>
           </w:p>
         </w:tc>
@@ -1187,7 +1189,7 @@
                 <w:i w:val="0"/>
                 <w:sz w:val="20"/>
               </w:rPr>
-              <w:t>Tiết 6 (4 tiết)</w:t>
+              <w:t>Tiết 6</w:t>
             </w:r>
           </w:p>
         </w:tc>
@@ -1322,7 +1324,7 @@
                 <w:i w:val="0"/>
                 <w:sz w:val="18"/>
               </w:rPr>
-              <w:t>NLS-ST (Cơ bản 2): Hướng dẫn HS dùng công cụ vẽ trên máy.</w:t>
+              <w:t>NLS: Năng lực số 3.2 CB2a: HS phác thảo bản thiết kế trên máy, sửa và hoàn thiện</w:t>
             </w:r>
           </w:p>
         </w:tc>
@@ -1420,7 +1422,7 @@
                 <w:i w:val="0"/>
                 <w:sz w:val="20"/>
               </w:rPr>
-              <w:t>Tiết 8 (2 tiết)</w:t>
+              <w:t>Tiết 8</w:t>
             </w:r>
           </w:p>
         </w:tc>
@@ -1439,6 +1441,7 @@
                 <w:i w:val="0"/>
                 <w:sz w:val="18"/>
               </w:rPr>
+              <w:t>NLS: Năng lực số 3.2 CB2a: HS phác thảo bản thiết kế trên máy, sửa và hoàn thiện</w:t>
             </w:r>
           </w:p>
         </w:tc>
@@ -1555,7 +1558,7 @@
                 <w:i w:val="0"/>
                 <w:sz w:val="18"/>
               </w:rPr>
-              <w:t>AI-NB (Nhận biết): Cho HS xem vài mẫu thiết kế do công cụ trí tuệ nhân tạo tạo ra.</w:t>
+              <w:t>NLS: Năng lực số 3.2 CB2a: HS phác thảo bản thiết kế trên máy, sửa và hoàn thiện</w:t>
             </w:r>
           </w:p>
         </w:tc>
@@ -1653,7 +1656,7 @@
                 <w:i w:val="0"/>
                 <w:sz w:val="20"/>
               </w:rPr>
-              <w:t>Tiết 10 (4 tiết)</w:t>
+              <w:t>Tiết 10</w:t>
             </w:r>
           </w:p>
         </w:tc>
@@ -1672,6 +1675,7 @@
                 <w:i w:val="0"/>
                 <w:sz w:val="18"/>
               </w:rPr>
+              <w:t>NLS: Năng lực số 3.2 CB2a: HS phác thảo bản thiết kế trên máy, sửa và hoàn thiện</w:t>
             </w:r>
           </w:p>
         </w:tc>
@@ -1769,7 +1773,7 @@
                 <w:i w:val="0"/>
                 <w:sz w:val="20"/>
               </w:rPr>
-              <w:t>Tiết 11 (4 tiết)</w:t>
+              <w:t>Tiết 11</w:t>
             </w:r>
           </w:p>
         </w:tc>
@@ -1885,7 +1889,7 @@
                 <w:i w:val="0"/>
                 <w:sz w:val="20"/>
               </w:rPr>
-              <w:t>Tiết 12 (4 tiết)</w:t>
+              <w:t>Tiết 12</w:t>
             </w:r>
           </w:p>
         </w:tc>
@@ -2020,7 +2024,7 @@
                 <w:i w:val="0"/>
                 <w:sz w:val="18"/>
               </w:rPr>
-              <w:t>NLS-GT (Cơ bản 2): Bài “Sử dụng điện thoại” chính là bài hình thành năng lực số trực tiếp.</w:t>
+              <w:t>NLS: Năng lực số 2.5 CB2a: HS thực hành gọi, nghe, nhắn tin, lưu danh bạ và gọi số khẩn cấp</w:t>
             </w:r>
           </w:p>
           <w:p>
@@ -2131,7 +2135,7 @@
                 <w:i w:val="0"/>
                 <w:sz w:val="20"/>
               </w:rPr>
-              <w:t>Tiết 14 (4 tiết)</w:t>
+              <w:t>Tiết 14</w:t>
             </w:r>
           </w:p>
         </w:tc>
@@ -2150,7 +2154,7 @@
                 <w:i w:val="0"/>
                 <w:sz w:val="18"/>
               </w:rPr>
-              <w:t>KNS: KN sử dụng an toàn đồ dùng, thiết bị trong gia đình; biết gọi người lớn khi có sự cố.</w:t>
+              <w:t>NLS: Năng lực số 2.5 CB2a: HS thực hành gọi, nghe, nhắn tin, lưu danh bạ và gọi số khẩn cấp</w:t>
             </w:r>
           </w:p>
         </w:tc>
@@ -2248,7 +2252,7 @@
                 <w:i w:val="0"/>
                 <w:sz w:val="20"/>
               </w:rPr>
-              <w:t>Tiết 15 (4 tiết)</w:t>
+              <w:t>Tiết 15</w:t>
             </w:r>
           </w:p>
         </w:tc>
@@ -2267,7 +2271,7 @@
                 <w:i w:val="0"/>
                 <w:sz w:val="18"/>
               </w:rPr>
-              <w:t>KNS: KN sử dụng an toàn đồ dùng, thiết bị trong gia đình; biết gọi người lớn khi có sự cố.</w:t>
+              <w:t>NLS: Năng lực số 2.5 CB2a: HS thực hành gọi, nghe, nhắn tin, lưu danh bạ và gọi số khẩn cấp</w:t>
             </w:r>
           </w:p>
         </w:tc>
@@ -2365,7 +2369,7 @@
                 <w:i w:val="0"/>
                 <w:sz w:val="20"/>
               </w:rPr>
-              <w:t>Tiết 16 (4 tiết)</w:t>
+              <w:t>Tiết 16</w:t>
             </w:r>
           </w:p>
         </w:tc>
@@ -2384,7 +2388,7 @@
                 <w:i w:val="0"/>
                 <w:sz w:val="18"/>
               </w:rPr>
-              <w:t>KNS: KN sử dụng an toàn đồ dùng, thiết bị trong gia đình; biết gọi người lớn khi có sự cố.</w:t>
+              <w:t>NLS: Năng lực số 2.5 CB2a: HS thực hành gọi, nghe, nhắn tin, lưu danh bạ và gọi số khẩn cấp</w:t>
             </w:r>
           </w:p>
         </w:tc>
@@ -2443,7 +2447,7 @@
                 <w:i w:val="0"/>
                 <w:sz w:val="20"/>
               </w:rPr>
-              <w:t>Ôn tập và kiểm tra</w:t>
+              <w:t>Ôn tập, kiểm tra, đánh giá</w:t>
             </w:r>
           </w:p>
         </w:tc>
@@ -2559,7 +2563,7 @@
                 <w:i w:val="0"/>
                 <w:sz w:val="20"/>
               </w:rPr>
-              <w:t>Ôn tập và kiểm tra</w:t>
+              <w:t>Ôn tập, kiểm tra, đánh giá</w:t>
             </w:r>
           </w:p>
         </w:tc>
@@ -2699,7 +2703,7 @@
                 <w:i w:val="0"/>
                 <w:sz w:val="20"/>
               </w:rPr>
-              <w:t>Chủ đề 1:</w:t>
+              <w:t>Chủ đề 1: Công nghệ và đời sống</w:t>
             </w:r>
           </w:p>
         </w:tc>
@@ -2757,7 +2761,7 @@
                 <w:i w:val="0"/>
                 <w:sz w:val="18"/>
               </w:rPr>
-              <w:t>NLS-KT (Cơ bản 2): Chiếu video, hình ảnh minh hoạ cấu tạo và cách sử dụng an toàn “Sử dụng tủ lạnh”.</w:t>
+              <w:t>NLS: Năng lực số 1.1 CB2c: HS quan sát học liệu số về cấu tạo và cách dùng an toàn</w:t>
             </w:r>
           </w:p>
           <w:p>
@@ -2868,7 +2872,7 @@
                 <w:i w:val="0"/>
                 <w:sz w:val="20"/>
               </w:rPr>
-              <w:t>Tiết 20 (3 tiết)</w:t>
+              <w:t>Tiết 20</w:t>
             </w:r>
           </w:p>
         </w:tc>
@@ -2887,7 +2891,7 @@
                 <w:i w:val="0"/>
                 <w:sz w:val="18"/>
               </w:rPr>
-              <w:t>KNS: KN sử dụng an toàn đồ dùng, thiết bị trong gia đình; biết gọi người lớn khi có sự cố.</w:t>
+              <w:t>NLS: Năng lực số 1.1 CB2c: HS quan sát học liệu số về cấu tạo và cách dùng an toàn</w:t>
             </w:r>
           </w:p>
         </w:tc>
@@ -2946,7 +2950,7 @@
                 <w:i w:val="0"/>
                 <w:sz w:val="20"/>
               </w:rPr>
-              <w:t>Chủ đề 1:</w:t>
+              <w:t>Chủ đề 1: Công nghệ và đời sống</w:t>
             </w:r>
           </w:p>
         </w:tc>
@@ -2985,7 +2989,7 @@
                 <w:i w:val="0"/>
                 <w:sz w:val="20"/>
               </w:rPr>
-              <w:t>Tiết 21 (3 tiết)</w:t>
+              <w:t>Tiết 21</w:t>
             </w:r>
           </w:p>
         </w:tc>
@@ -3004,7 +3008,6 @@
                 <w:i w:val="0"/>
                 <w:sz w:val="18"/>
               </w:rPr>
-              <w:t>KNS: KN sử dụng an toàn đồ dùng, thiết bị trong gia đình; biết gọi người lớn khi có sự cố.</w:t>
             </w:r>
           </w:p>
         </w:tc>
@@ -3173,7 +3176,7 @@
                 <w:i w:val="0"/>
                 <w:sz w:val="18"/>
               </w:rPr>
-              <w:t>NLS-ST (Cơ bản 2): HS chụp ảnh sản phẩm ở từng công đoạn rồi ghép thành bản báo cáo quy trình trên máy; nếu mô hình.</w:t>
+              <w:t>Năng lực số 1.1 CB2c: HS xem video hướng dẫn theo từng bước rồi tự lắp mô hình.</w:t>
             </w:r>
           </w:p>
           <w:p>
@@ -3297,7 +3300,7 @@
                 <w:i w:val="0"/>
                 <w:sz w:val="20"/>
               </w:rPr>
-              <w:t>Tiết 23 (4 tiết)</w:t>
+              <w:t>Tiết 23</w:t>
             </w:r>
           </w:p>
         </w:tc>
@@ -3316,7 +3319,7 @@
                 <w:i w:val="0"/>
                 <w:sz w:val="18"/>
               </w:rPr>
-              <w:t>KNS: KN sử dụng an toàn đồ dùng, thiết bị trong gia đình; biết gọi người lớn khi có sự cố.</w:t>
+              <w:t>NLS: Năng lực số 1.1 CB2c: HS xem video hướng dẫn theo từng bước rồi tự lắp mô hình</w:t>
             </w:r>
           </w:p>
         </w:tc>
@@ -3414,7 +3417,7 @@
                 <w:i w:val="0"/>
                 <w:sz w:val="20"/>
               </w:rPr>
-              <w:t>Tiết 24 (4 tiết)</w:t>
+              <w:t>Tiết 24</w:t>
             </w:r>
           </w:p>
         </w:tc>
@@ -3433,7 +3436,7 @@
                 <w:i w:val="0"/>
                 <w:sz w:val="18"/>
               </w:rPr>
-              <w:t>KNS: KN sử dụng an toàn đồ dùng, thiết bị trong gia đình; biết gọi người lớn khi có sự cố.</w:t>
+              <w:t>NLS: Năng lực số 1.1 CB2c: HS xem video hướng dẫn theo từng bước rồi tự lắp mô hình</w:t>
             </w:r>
           </w:p>
         </w:tc>
@@ -3531,7 +3534,7 @@
                 <w:i w:val="0"/>
                 <w:sz w:val="20"/>
               </w:rPr>
-              <w:t>Tiết 25 (4 tiết)</w:t>
+              <w:t>Tiết 25</w:t>
             </w:r>
           </w:p>
         </w:tc>
@@ -3550,7 +3553,6 @@
                 <w:i w:val="0"/>
                 <w:sz w:val="18"/>
               </w:rPr>
-              <w:t>KNS: KN sử dụng an toàn đồ dùng, thiết bị trong gia đình; biết gọi người lớn khi có sự cố.</w:t>
             </w:r>
           </w:p>
         </w:tc>
@@ -3667,7 +3669,7 @@
                 <w:i w:val="0"/>
                 <w:sz w:val="18"/>
               </w:rPr>
-              <w:t>NLS-KT (Cơ bản 2): Chiếu video hướng dẫn lắp ráp “Mô hình máy phát điện gió” theo từng bước, cho HS tua chậm.</w:t>
+              <w:t>NLS: Năng lực số 1.1 CB2c: HS xem video hướng dẫn theo từng bước rồi tự lắp mô hình</w:t>
             </w:r>
           </w:p>
           <w:p>
@@ -3791,7 +3793,7 @@
                 <w:i w:val="0"/>
                 <w:sz w:val="20"/>
               </w:rPr>
-              <w:t>Tiết 27 (4 tiết)</w:t>
+              <w:t>Tiết 27</w:t>
             </w:r>
           </w:p>
         </w:tc>
@@ -3810,7 +3812,7 @@
                 <w:i w:val="0"/>
                 <w:sz w:val="18"/>
               </w:rPr>
-              <w:t>KNS: KN sử dụng an toàn đồ dùng, thiết bị trong gia đình; biết gọi người lớn khi có sự cố.</w:t>
+              <w:t>NLS: Năng lực số 1.1 CB2c: HS xem video hướng dẫn theo từng bước rồi tự lắp mô hình</w:t>
             </w:r>
           </w:p>
         </w:tc>
@@ -3908,7 +3910,7 @@
                 <w:i w:val="0"/>
                 <w:sz w:val="20"/>
               </w:rPr>
-              <w:t>Tiết 28 (4 tiết)</w:t>
+              <w:t>Tiết 28</w:t>
             </w:r>
           </w:p>
         </w:tc>
@@ -3927,7 +3929,7 @@
                 <w:i w:val="0"/>
                 <w:sz w:val="18"/>
               </w:rPr>
-              <w:t>KNS: KN sử dụng an toàn đồ dùng, thiết bị trong gia đình; biết gọi người lớn khi có sự cố.</w:t>
+              <w:t>NLS: Năng lực số 1.1 CB2c: HS xem video hướng dẫn theo từng bước rồi tự lắp mô hình</w:t>
             </w:r>
           </w:p>
         </w:tc>
@@ -4025,7 +4027,7 @@
                 <w:i w:val="0"/>
                 <w:sz w:val="20"/>
               </w:rPr>
-              <w:t>Tiết 29 (4 tiết)</w:t>
+              <w:t>Tiết 29</w:t>
             </w:r>
           </w:p>
         </w:tc>
@@ -4044,7 +4046,6 @@
                 <w:i w:val="0"/>
                 <w:sz w:val="18"/>
               </w:rPr>
-              <w:t>KNS: KN sử dụng an toàn đồ dùng, thiết bị trong gia đình; biết gọi người lớn khi có sự cố.</w:t>
             </w:r>
           </w:p>
         </w:tc>
@@ -4161,7 +4162,7 @@
                 <w:i w:val="0"/>
                 <w:sz w:val="18"/>
               </w:rPr>
-              <w:t>NLS-ST (Cơ bản 2): HS chụp ảnh sản phẩm ở từng công đoạn rồi ghép thành bản báo cáo quy trình trên máy; nếu mô hình.</w:t>
+              <w:t>NLS: Năng lực số 1.1 CB2c: HS xem video hướng dẫn theo từng bước rồi tự lắp mô hình</w:t>
             </w:r>
           </w:p>
           <w:p>
@@ -4272,7 +4273,7 @@
                 <w:i w:val="0"/>
                 <w:sz w:val="20"/>
               </w:rPr>
-              <w:t>Tiết 31 (4 tiết)</w:t>
+              <w:t>Tiết 31</w:t>
             </w:r>
           </w:p>
         </w:tc>
@@ -4291,7 +4292,7 @@
                 <w:i w:val="0"/>
                 <w:sz w:val="18"/>
               </w:rPr>
-              <w:t>KNS: KN sử dụng an toàn đồ dùng, thiết bị trong gia đình; biết gọi người lớn khi có sự cố.</w:t>
+              <w:t>NLS: Năng lực số 1.1 CB2c: HS xem video hướng dẫn theo từng bước rồi tự lắp mô hình</w:t>
             </w:r>
           </w:p>
         </w:tc>
@@ -4389,7 +4390,7 @@
                 <w:i w:val="0"/>
                 <w:sz w:val="20"/>
               </w:rPr>
-              <w:t>Tiết 32 (4 tiết)</w:t>
+              <w:t>Tiết 32</w:t>
             </w:r>
           </w:p>
         </w:tc>
@@ -4408,7 +4409,7 @@
                 <w:i w:val="0"/>
                 <w:sz w:val="18"/>
               </w:rPr>
-              <w:t>KNS: KN sử dụng an toàn đồ dùng, thiết bị trong gia đình; biết gọi người lớn khi có sự cố.</w:t>
+              <w:t>NLS: Năng lực số 1.1 CB2c: HS xem video hướng dẫn theo từng bước rồi tự lắp mô hình</w:t>
             </w:r>
           </w:p>
         </w:tc>
@@ -4506,7 +4507,7 @@
                 <w:i w:val="0"/>
                 <w:sz w:val="20"/>
               </w:rPr>
-              <w:t>Tiết 33 (4 tiết)</w:t>
+              <w:t>Tiết 33</w:t>
             </w:r>
           </w:p>
         </w:tc>
@@ -4525,7 +4526,6 @@
                 <w:i w:val="0"/>
                 <w:sz w:val="18"/>
               </w:rPr>
-              <w:t>KNS: KN sử dụng an toàn đồ dùng, thiết bị trong gia đình; biết gọi người lớn khi có sự cố.</w:t>
             </w:r>
           </w:p>
         </w:tc>
@@ -4584,7 +4584,7 @@
                 <w:i w:val="0"/>
                 <w:sz w:val="20"/>
               </w:rPr>
-              <w:t>Ôn tập và kiểm tra</w:t>
+              <w:t>Ôn tập, kiểm tra, đánh giá</w:t>
             </w:r>
           </w:p>
         </w:tc>
@@ -4603,7 +4603,7 @@
                 <w:i w:val="0"/>
                 <w:sz w:val="20"/>
               </w:rPr>
-              <w:t>Ôn tập cuối kì II</w:t>
+              <w:t>Ôn tập cuối năm</w:t>
             </w:r>
           </w:p>
         </w:tc>
@@ -4700,7 +4700,7 @@
                 <w:i w:val="0"/>
                 <w:sz w:val="20"/>
               </w:rPr>
-              <w:t>Ôn tập và kiểm tra</w:t>
+              <w:t>Ôn tập, kiểm tra, đánh giá</w:t>
             </w:r>
           </w:p>
         </w:tc>
